--- a/ТРПО/ТРПО ПЗ/План разработки.docx
+++ b/ТРПО/ТРПО ПЗ/План разработки.docx
@@ -937,14 +937,12 @@
     </w:p>
     <w:p>
       <w:pPr>
+        <w:pStyle w:val="ac"/>
+        <w:numPr>
+          <w:ilvl w:val="1"/>
+          <w:numId w:val="7"/>
+        </w:numPr>
         <w:jc w:val="both"/>
-        <w:rPr>
-          <w:sz w:val="28"/>
-          <w:szCs w:val="28"/>
-          <w:lang w:val="ru-BY" w:eastAsia="ru-BY"/>
-        </w:rPr>
-      </w:pPr>
-      <w:r>
         <w:rPr>
           <w:b/>
           <w:bCs/>
@@ -952,13 +950,36 @@
           <w:szCs w:val="28"/>
           <w:lang w:val="ru-BY" w:eastAsia="ru-BY"/>
         </w:rPr>
-        <w:t>1.1 Постановка задачи</w:t>
+      </w:pPr>
+      <w:r>
+        <w:rPr>
+          <w:b/>
+          <w:bCs/>
+          <w:sz w:val="28"/>
+          <w:szCs w:val="28"/>
+          <w:lang w:val="ru-BY" w:eastAsia="ru-BY"/>
+        </w:rPr>
+        <w:t>Постановка задачи</w:t>
       </w:r>
     </w:p>
     <w:p>
       <w:pPr>
+        <w:pStyle w:val="ac"/>
+        <w:ind w:left="420"/>
         <w:jc w:val="both"/>
         <w:rPr>
+          <w:sz w:val="28"/>
+          <w:szCs w:val="28"/>
+          <w:lang w:val="ru-BY" w:eastAsia="ru-BY"/>
+        </w:rPr>
+      </w:pPr>
+    </w:p>
+    <w:p>
+      <w:pPr>
+        <w:jc w:val="both"/>
+        <w:rPr>
+          <w:b/>
+          <w:bCs/>
           <w:sz w:val="28"/>
           <w:szCs w:val="28"/>
           <w:lang w:val="ru-BY" w:eastAsia="ru-BY"/>
@@ -984,6 +1005,17 @@
           <w:lang w:val="ru-BY" w:eastAsia="ru-BY"/>
         </w:rPr>
       </w:pPr>
+    </w:p>
+    <w:p>
+      <w:pPr>
+        <w:ind w:firstLine="720"/>
+        <w:jc w:val="both"/>
+        <w:rPr>
+          <w:sz w:val="28"/>
+          <w:szCs w:val="28"/>
+          <w:lang w:val="ru-BY" w:eastAsia="ru-BY"/>
+        </w:rPr>
+      </w:pPr>
       <w:r>
         <w:rPr>
           <w:sz w:val="28"/>
@@ -1067,6 +1099,7 @@
     </w:p>
     <w:p>
       <w:pPr>
+        <w:ind w:firstLine="720"/>
         <w:jc w:val="both"/>
         <w:rPr>
           <w:sz w:val="28"/>
@@ -1085,8 +1118,21 @@
     </w:p>
     <w:p>
       <w:pPr>
+        <w:ind w:firstLine="720"/>
         <w:jc w:val="both"/>
         <w:rPr>
+          <w:sz w:val="28"/>
+          <w:szCs w:val="28"/>
+          <w:lang w:val="ru-BY" w:eastAsia="ru-BY"/>
+        </w:rPr>
+      </w:pPr>
+    </w:p>
+    <w:p>
+      <w:pPr>
+        <w:jc w:val="both"/>
+        <w:rPr>
+          <w:b/>
+          <w:bCs/>
           <w:sz w:val="28"/>
           <w:szCs w:val="28"/>
           <w:lang w:val="ru-BY" w:eastAsia="ru-BY"/>
@@ -1112,6 +1158,17 @@
           <w:lang w:val="ru-BY" w:eastAsia="ru-BY"/>
         </w:rPr>
       </w:pPr>
+    </w:p>
+    <w:p>
+      <w:pPr>
+        <w:ind w:firstLine="720"/>
+        <w:jc w:val="both"/>
+        <w:rPr>
+          <w:sz w:val="28"/>
+          <w:szCs w:val="28"/>
+          <w:lang w:val="ru-BY" w:eastAsia="ru-BY"/>
+        </w:rPr>
+      </w:pPr>
       <w:r>
         <w:rPr>
           <w:sz w:val="28"/>
@@ -1213,6 +1270,7 @@
     </w:p>
     <w:p>
       <w:pPr>
+        <w:ind w:firstLine="720"/>
         <w:jc w:val="both"/>
         <w:rPr>
           <w:sz w:val="28"/>
@@ -1267,6 +1325,7 @@
     </w:p>
     <w:p>
       <w:pPr>
+        <w:ind w:firstLine="720"/>
         <w:jc w:val="both"/>
         <w:rPr>
           <w:sz w:val="28"/>
@@ -1406,11 +1465,21 @@
           <w:szCs w:val="28"/>
           <w:lang w:val="ru-BY" w:eastAsia="ru-BY"/>
         </w:rPr>
-        <w:t>», проект предложит взаимодействие более чем двух игроков (до 4 человек) с использованием системы приватных и общих чатов, имитирующих реальную переписку. Ключевым преимуществом станет динамическая система начисления баллов, зависящая не только от удачи, но и от способности игроков договариваться и предавать союзников, а также наличие расширенной системы сбора статистики для анализа поведения пользователей.</w:t>
+        <w:t xml:space="preserve">», проект предложит взаимодействие более чем двух игроков (до 4 человек) с </w:t>
+      </w:r>
+      <w:r>
+        <w:rPr>
+          <w:sz w:val="28"/>
+          <w:szCs w:val="28"/>
+          <w:lang w:val="ru-BY" w:eastAsia="ru-BY"/>
+        </w:rPr>
+        <w:lastRenderedPageBreak/>
+        <w:t>использованием системы приватных и общих чатов, имитирующих реальную переписку. Ключевым преимуществом станет динамическая система начисления баллов, зависящая не только от удачи, но и от способности игроков договариваться и предавать союзников, а также наличие расширенной системы сбора статистики для анализа поведения пользователей.</w:t>
       </w:r>
     </w:p>
     <w:p>
       <w:pPr>
+        <w:ind w:firstLine="720"/>
         <w:jc w:val="both"/>
         <w:rPr>
           <w:sz w:val="28"/>
@@ -1418,7 +1487,15 @@
           <w:lang w:val="ru-BY" w:eastAsia="ru-BY"/>
         </w:rPr>
       </w:pPr>
-      <w:r>
+    </w:p>
+    <w:p>
+      <w:pPr>
+        <w:pStyle w:val="ac"/>
+        <w:numPr>
+          <w:ilvl w:val="1"/>
+          <w:numId w:val="7"/>
+        </w:numPr>
+        <w:jc w:val="both"/>
         <w:rPr>
           <w:b/>
           <w:bCs/>
@@ -1426,20 +1503,26 @@
           <w:szCs w:val="28"/>
           <w:lang w:val="ru-BY" w:eastAsia="ru-BY"/>
         </w:rPr>
-        <w:lastRenderedPageBreak/>
-        <w:t>1.2 Функциональные требования</w:t>
+      </w:pPr>
+      <w:r>
+        <w:rPr>
+          <w:b/>
+          <w:bCs/>
+          <w:sz w:val="28"/>
+          <w:szCs w:val="28"/>
+          <w:lang w:val="ru-BY" w:eastAsia="ru-BY"/>
+        </w:rPr>
+        <w:t>Функциональные требования</w:t>
       </w:r>
     </w:p>
     <w:p>
       <w:pPr>
+        <w:pStyle w:val="ac"/>
+        <w:numPr>
+          <w:ilvl w:val="2"/>
+          <w:numId w:val="7"/>
+        </w:numPr>
         <w:jc w:val="both"/>
-        <w:rPr>
-          <w:sz w:val="28"/>
-          <w:szCs w:val="28"/>
-          <w:lang w:val="ru-BY" w:eastAsia="ru-BY"/>
-        </w:rPr>
-      </w:pPr>
-      <w:r>
         <w:rPr>
           <w:b/>
           <w:bCs/>
@@ -1447,11 +1530,32 @@
           <w:szCs w:val="28"/>
           <w:lang w:val="ru-BY" w:eastAsia="ru-BY"/>
         </w:rPr>
-        <w:t>1.2.1 Геймплей и концепция</w:t>
+      </w:pPr>
+      <w:r>
+        <w:rPr>
+          <w:b/>
+          <w:bCs/>
+          <w:sz w:val="28"/>
+          <w:szCs w:val="28"/>
+          <w:lang w:val="ru-BY" w:eastAsia="ru-BY"/>
+        </w:rPr>
+        <w:t>Геймплей и концепция</w:t>
       </w:r>
     </w:p>
     <w:p>
       <w:pPr>
+        <w:pStyle w:val="ac"/>
+        <w:jc w:val="both"/>
+        <w:rPr>
+          <w:sz w:val="28"/>
+          <w:szCs w:val="28"/>
+          <w:lang w:val="ru-BY" w:eastAsia="ru-BY"/>
+        </w:rPr>
+      </w:pPr>
+    </w:p>
+    <w:p>
+      <w:pPr>
+        <w:ind w:firstLine="720"/>
         <w:jc w:val="both"/>
         <w:rPr>
           <w:sz w:val="28"/>
@@ -1488,6 +1592,7 @@
     </w:p>
     <w:p>
       <w:pPr>
+        <w:ind w:firstLine="720"/>
         <w:jc w:val="both"/>
         <w:rPr>
           <w:sz w:val="28"/>
@@ -1506,6 +1611,7 @@
     </w:p>
     <w:p>
       <w:pPr>
+        <w:ind w:firstLine="720"/>
         <w:jc w:val="both"/>
         <w:rPr>
           <w:sz w:val="28"/>
@@ -1544,6 +1650,7 @@
     </w:p>
     <w:p>
       <w:pPr>
+        <w:ind w:firstLine="720"/>
         <w:jc w:val="both"/>
         <w:rPr>
           <w:sz w:val="28"/>
@@ -1580,6 +1687,7 @@
     </w:p>
     <w:p>
       <w:pPr>
+        <w:ind w:firstLine="360"/>
         <w:jc w:val="both"/>
         <w:rPr>
           <w:sz w:val="28"/>
@@ -1616,6 +1724,7 @@
           <w:szCs w:val="28"/>
           <w:lang w:val="ru-BY" w:eastAsia="ru-BY"/>
         </w:rPr>
+        <w:lastRenderedPageBreak/>
         <w:t>Мини-игра «Кнопки»: На экранах всех игроков появится приложение с кнопкой, имеющей уникальный узор. Система выдаст инструкцию, требующую нажать кнопку другого игрока. За правильное выполнение действия игрок получит 1 балл. Ошибка приведет к отсутствию начислений.</w:t>
       </w:r>
     </w:p>
@@ -1639,16 +1748,7 @@
           <w:szCs w:val="28"/>
           <w:lang w:val="ru-BY" w:eastAsia="ru-BY"/>
         </w:rPr>
-        <w:t xml:space="preserve">Мини-игра «Дилемма вора»: Система случайным образом разделит игроков на пары. Если количество игроков нечетное, один игрок будет помещен в приватный чат с игроком, имеющим наименьший рейтинг на данный момент. В паре распределятся роли: «Вор» и «Жертва». «Жертве» </w:t>
-      </w:r>
-      <w:r>
-        <w:rPr>
-          <w:sz w:val="28"/>
-          <w:szCs w:val="28"/>
-          <w:lang w:val="ru-BY" w:eastAsia="ru-BY"/>
-        </w:rPr>
-        <w:lastRenderedPageBreak/>
-        <w:t>будет отправлен файл, содержащий либо «Пропуск» (безопасно), либо «Вирус» (опасно). Содержание файла известно только системе. «Вор» получит выбор: украсть файл или оставить его. Если «Вор» крадет файл и внутри находится «Вирус», 1 балл получит «Жертва» (так как Вор попался). Если «Вор» крадет файл и внутри находится «Пропуск», 1 балл получит «Вор». Если «Вор» оставляет файл, баллы не начисляются никому.</w:t>
+        <w:t>Мини-игра «Дилемма вора»: Система случайным образом разделит игроков на пары. Если количество игроков нечетное, один игрок будет помещен в приватный чат с игроком, имеющим наименьший рейтинг на данный момент. В паре распределятся роли: «Вор» и «Жертва». «Жертве» будет отправлен файл, содержащий либо «Пропуск» (безопасно), либо «Вирус» (опасно). Содержание файла известно только системе. «Вор» получит выбор: украсть файл или оставить его. Если «Вор» крадет файл и внутри находится «Вирус», 1 балл получит «Жертва» (так как Вор попался). Если «Вор» крадет файл и внутри находится «Пропуск», 1 балл получит «Вор». Если «Вор» оставляет файл, баллы не начисляются никому.</w:t>
       </w:r>
     </w:p>
     <w:p>
@@ -1722,6 +1822,8 @@
     </w:p>
     <w:p>
       <w:pPr>
+        <w:spacing w:before="100" w:beforeAutospacing="1" w:after="100" w:afterAutospacing="1"/>
+        <w:ind w:left="720"/>
         <w:jc w:val="both"/>
         <w:rPr>
           <w:sz w:val="28"/>
@@ -1729,7 +1831,15 @@
           <w:lang w:val="ru-BY" w:eastAsia="ru-BY"/>
         </w:rPr>
       </w:pPr>
-      <w:r>
+    </w:p>
+    <w:p>
+      <w:pPr>
+        <w:pStyle w:val="ac"/>
+        <w:numPr>
+          <w:ilvl w:val="2"/>
+          <w:numId w:val="7"/>
+        </w:numPr>
+        <w:jc w:val="both"/>
         <w:rPr>
           <w:b/>
           <w:bCs/>
@@ -1737,11 +1847,21 @@
           <w:szCs w:val="28"/>
           <w:lang w:val="ru-BY" w:eastAsia="ru-BY"/>
         </w:rPr>
-        <w:t>1.2.3 Сбор и обработка статистики</w:t>
+      </w:pPr>
+      <w:r>
+        <w:rPr>
+          <w:b/>
+          <w:bCs/>
+          <w:sz w:val="28"/>
+          <w:szCs w:val="28"/>
+          <w:lang w:val="ru-BY" w:eastAsia="ru-BY"/>
+        </w:rPr>
+        <w:t>Сбор и обработка статистики</w:t>
       </w:r>
     </w:p>
     <w:p>
       <w:pPr>
+        <w:pStyle w:val="ac"/>
         <w:jc w:val="both"/>
         <w:rPr>
           <w:sz w:val="28"/>
@@ -1749,19 +1869,52 @@
           <w:lang w:val="ru-BY" w:eastAsia="ru-BY"/>
         </w:rPr>
       </w:pPr>
+    </w:p>
+    <w:p>
+      <w:pPr>
+        <w:ind w:firstLine="720"/>
+        <w:jc w:val="both"/>
+        <w:rPr>
+          <w:sz w:val="28"/>
+          <w:szCs w:val="28"/>
+          <w:lang w:val="ru-BY" w:eastAsia="ru-BY"/>
+        </w:rPr>
+      </w:pPr>
       <w:r>
         <w:rPr>
           <w:sz w:val="28"/>
           <w:szCs w:val="28"/>
           <w:lang w:val="ru-BY" w:eastAsia="ru-BY"/>
         </w:rPr>
-        <w:t>В ходе эксплуатации программы будет осуществляться сбор следующей статистики: — Общее количество сыгранных матчей каждым пользователем. — Процент побед (отношение первых мест к общему числу игр). — Среднее количество баллов за раунд. — Частота использования тех или иных стратегий (например, частота предательств в игре «Дилемма вора»). Статистические данные будут сохраняться на сервере и отображаться в профиле пользователя после каждого матча.</w:t>
+        <w:t xml:space="preserve">В ходе эксплуатации программы будет осуществляться сбор следующей статистики: — Общее количество сыгранных матчей каждым пользователем. — Процент побед (отношение первых мест к общему числу игр). — Среднее количество баллов за раунд. — Частота использования тех или иных стратегий (например, частота предательств в игре «Дилемма вора»). Статистические </w:t>
+      </w:r>
+      <w:r>
+        <w:rPr>
+          <w:sz w:val="28"/>
+          <w:szCs w:val="28"/>
+          <w:lang w:val="ru-BY" w:eastAsia="ru-BY"/>
+        </w:rPr>
+        <w:lastRenderedPageBreak/>
+        <w:t>данные будут сохраняться на сервере и отображаться в профиле пользователя после каждого матча.</w:t>
       </w:r>
     </w:p>
     <w:p>
       <w:pPr>
+        <w:ind w:firstLine="720"/>
         <w:jc w:val="both"/>
         <w:rPr>
+          <w:sz w:val="28"/>
+          <w:szCs w:val="28"/>
+          <w:lang w:val="ru-BY" w:eastAsia="ru-BY"/>
+        </w:rPr>
+      </w:pPr>
+    </w:p>
+    <w:p>
+      <w:pPr>
+        <w:jc w:val="both"/>
+        <w:rPr>
+          <w:b/>
+          <w:bCs/>
           <w:sz w:val="28"/>
           <w:szCs w:val="28"/>
           <w:lang w:val="ru-BY" w:eastAsia="ru-BY"/>
@@ -1787,6 +1940,17 @@
           <w:lang w:val="ru-BY" w:eastAsia="ru-BY"/>
         </w:rPr>
       </w:pPr>
+    </w:p>
+    <w:p>
+      <w:pPr>
+        <w:ind w:firstLine="720"/>
+        <w:jc w:val="both"/>
+        <w:rPr>
+          <w:sz w:val="28"/>
+          <w:szCs w:val="28"/>
+          <w:lang w:val="ru-BY" w:eastAsia="ru-BY"/>
+        </w:rPr>
+      </w:pPr>
       <w:r>
         <w:rPr>
           <w:sz w:val="28"/>
@@ -1798,6 +1962,7 @@
     </w:p>
     <w:p>
       <w:pPr>
+        <w:ind w:firstLine="720"/>
         <w:jc w:val="both"/>
         <w:rPr>
           <w:sz w:val="28"/>
@@ -1805,7 +1970,15 @@
           <w:lang w:val="ru-BY" w:eastAsia="ru-BY"/>
         </w:rPr>
       </w:pPr>
-      <w:r>
+    </w:p>
+    <w:p>
+      <w:pPr>
+        <w:pStyle w:val="ac"/>
+        <w:numPr>
+          <w:ilvl w:val="1"/>
+          <w:numId w:val="7"/>
+        </w:numPr>
+        <w:jc w:val="both"/>
         <w:rPr>
           <w:b/>
           <w:bCs/>
@@ -1813,12 +1986,33 @@
           <w:szCs w:val="28"/>
           <w:lang w:val="ru-BY" w:eastAsia="ru-BY"/>
         </w:rPr>
-        <w:lastRenderedPageBreak/>
-        <w:t>1.3 Информационное обеспечение задачи</w:t>
+      </w:pPr>
+      <w:r>
+        <w:rPr>
+          <w:b/>
+          <w:bCs/>
+          <w:sz w:val="28"/>
+          <w:szCs w:val="28"/>
+          <w:lang w:val="ru-BY" w:eastAsia="ru-BY"/>
+        </w:rPr>
+        <w:t>Информационное обеспечение задачи</w:t>
       </w:r>
     </w:p>
     <w:p>
       <w:pPr>
+        <w:pStyle w:val="ac"/>
+        <w:ind w:left="420"/>
+        <w:jc w:val="both"/>
+        <w:rPr>
+          <w:sz w:val="28"/>
+          <w:szCs w:val="28"/>
+          <w:lang w:val="ru-BY" w:eastAsia="ru-BY"/>
+        </w:rPr>
+      </w:pPr>
+    </w:p>
+    <w:p>
+      <w:pPr>
+        <w:ind w:firstLine="720"/>
         <w:jc w:val="both"/>
         <w:rPr>
           <w:sz w:val="28"/>
@@ -1837,6 +2031,7 @@
     </w:p>
     <w:p>
       <w:pPr>
+        <w:ind w:firstLine="720"/>
         <w:jc w:val="both"/>
         <w:rPr>
           <w:sz w:val="28"/>
@@ -1855,6 +2050,7 @@
     </w:p>
     <w:p>
       <w:pPr>
+        <w:ind w:firstLine="720"/>
         <w:jc w:val="both"/>
         <w:rPr>
           <w:sz w:val="28"/>
@@ -1873,6 +2069,7 @@
     </w:p>
     <w:p>
       <w:pPr>
+        <w:ind w:firstLine="720"/>
         <w:jc w:val="both"/>
         <w:rPr>
           <w:sz w:val="28"/>
@@ -1929,6 +2126,7 @@
     </w:p>
     <w:p>
       <w:pPr>
+        <w:ind w:firstLine="720"/>
         <w:jc w:val="both"/>
         <w:rPr>
           <w:sz w:val="28"/>
@@ -1947,6 +2145,7 @@
     </w:p>
     <w:p>
       <w:pPr>
+        <w:ind w:firstLine="720"/>
         <w:jc w:val="both"/>
         <w:rPr>
           <w:sz w:val="28"/>
@@ -1965,6 +2164,7 @@
     </w:p>
     <w:p>
       <w:pPr>
+        <w:ind w:firstLine="720"/>
         <w:jc w:val="both"/>
         <w:rPr>
           <w:sz w:val="28"/>
@@ -1978,6 +2178,7 @@
           <w:szCs w:val="28"/>
           <w:lang w:val="ru-BY" w:eastAsia="ru-BY"/>
         </w:rPr>
+        <w:lastRenderedPageBreak/>
         <w:t>Требования к программному обеспечению: — Наличие установленных драйверов видеокарты. — Клиент платформы распространения (</w:t>
       </w:r>
       <w:proofErr w:type="spellStart"/>
@@ -2037,6 +2238,7 @@
     </w:p>
     <w:p>
       <w:pPr>
+        <w:ind w:firstLine="720"/>
         <w:jc w:val="both"/>
         <w:rPr>
           <w:sz w:val="28"/>
@@ -9765,6 +9967,119 @@
     </w:lvl>
   </w:abstractNum>
   <w:abstractNum w:abstractNumId="4" w15:restartNumberingAfterBreak="0">
+    <w:nsid w:val="401D4710"/>
+    <w:multiLevelType w:val="multilevel"/>
+    <w:tmpl w:val="DB248310"/>
+    <w:lvl w:ilvl="0">
+      <w:start w:val="1"/>
+      <w:numFmt w:val="decimal"/>
+      <w:lvlText w:val="%1"/>
+      <w:lvlJc w:val="left"/>
+      <w:pPr>
+        <w:ind w:left="420" w:hanging="420"/>
+      </w:pPr>
+      <w:rPr>
+        <w:rFonts w:hint="default"/>
+      </w:rPr>
+    </w:lvl>
+    <w:lvl w:ilvl="1">
+      <w:start w:val="1"/>
+      <w:numFmt w:val="decimal"/>
+      <w:lvlText w:val="%1.%2"/>
+      <w:lvlJc w:val="left"/>
+      <w:pPr>
+        <w:ind w:left="420" w:hanging="420"/>
+      </w:pPr>
+      <w:rPr>
+        <w:rFonts w:hint="default"/>
+      </w:rPr>
+    </w:lvl>
+    <w:lvl w:ilvl="2">
+      <w:start w:val="1"/>
+      <w:numFmt w:val="decimal"/>
+      <w:lvlText w:val="%1.%2.%3"/>
+      <w:lvlJc w:val="left"/>
+      <w:pPr>
+        <w:ind w:left="720" w:hanging="720"/>
+      </w:pPr>
+      <w:rPr>
+        <w:rFonts w:hint="default"/>
+      </w:rPr>
+    </w:lvl>
+    <w:lvl w:ilvl="3">
+      <w:start w:val="1"/>
+      <w:numFmt w:val="decimal"/>
+      <w:lvlText w:val="%1.%2.%3.%4"/>
+      <w:lvlJc w:val="left"/>
+      <w:pPr>
+        <w:ind w:left="1080" w:hanging="1080"/>
+      </w:pPr>
+      <w:rPr>
+        <w:rFonts w:hint="default"/>
+      </w:rPr>
+    </w:lvl>
+    <w:lvl w:ilvl="4">
+      <w:start w:val="1"/>
+      <w:numFmt w:val="decimal"/>
+      <w:lvlText w:val="%1.%2.%3.%4.%5"/>
+      <w:lvlJc w:val="left"/>
+      <w:pPr>
+        <w:ind w:left="1080" w:hanging="1080"/>
+      </w:pPr>
+      <w:rPr>
+        <w:rFonts w:hint="default"/>
+      </w:rPr>
+    </w:lvl>
+    <w:lvl w:ilvl="5">
+      <w:start w:val="1"/>
+      <w:numFmt w:val="decimal"/>
+      <w:lvlText w:val="%1.%2.%3.%4.%5.%6"/>
+      <w:lvlJc w:val="left"/>
+      <w:pPr>
+        <w:ind w:left="1440" w:hanging="1440"/>
+      </w:pPr>
+      <w:rPr>
+        <w:rFonts w:hint="default"/>
+      </w:rPr>
+    </w:lvl>
+    <w:lvl w:ilvl="6">
+      <w:start w:val="1"/>
+      <w:numFmt w:val="decimal"/>
+      <w:lvlText w:val="%1.%2.%3.%4.%5.%6.%7"/>
+      <w:lvlJc w:val="left"/>
+      <w:pPr>
+        <w:ind w:left="1440" w:hanging="1440"/>
+      </w:pPr>
+      <w:rPr>
+        <w:rFonts w:hint="default"/>
+      </w:rPr>
+    </w:lvl>
+    <w:lvl w:ilvl="7">
+      <w:start w:val="1"/>
+      <w:numFmt w:val="decimal"/>
+      <w:lvlText w:val="%1.%2.%3.%4.%5.%6.%7.%8"/>
+      <w:lvlJc w:val="left"/>
+      <w:pPr>
+        <w:ind w:left="1800" w:hanging="1800"/>
+      </w:pPr>
+      <w:rPr>
+        <w:rFonts w:hint="default"/>
+      </w:rPr>
+    </w:lvl>
+    <w:lvl w:ilvl="8">
+      <w:start w:val="1"/>
+      <w:numFmt w:val="decimal"/>
+      <w:lvlText w:val="%1.%2.%3.%4.%5.%6.%7.%8.%9"/>
+      <w:lvlJc w:val="left"/>
+      <w:pPr>
+        <w:ind w:left="2160" w:hanging="2160"/>
+      </w:pPr>
+      <w:rPr>
+        <w:rFonts w:hint="default"/>
+      </w:rPr>
+    </w:lvl>
+  </w:abstractNum>
+  <w:abstractNum w:abstractNumId="5" w15:restartNumberingAfterBreak="0">
     <w:nsid w:val="615F4B3F"/>
     <w:multiLevelType w:val="multilevel"/>
     <w:tmpl w:val="FA02C9F4"/>
@@ -9913,7 +10228,7 @@
       </w:rPr>
     </w:lvl>
   </w:abstractNum>
-  <w:abstractNum w:abstractNumId="5" w15:restartNumberingAfterBreak="0">
+  <w:abstractNum w:abstractNumId="6" w15:restartNumberingAfterBreak="0">
     <w:nsid w:val="64CB7A72"/>
     <w:multiLevelType w:val="hybridMultilevel"/>
     <w:tmpl w:val="97FAE1B4"/>
@@ -10033,16 +10348,19 @@
     <w:abstractNumId w:val="2"/>
   </w:num>
   <w:num w:numId="3">
-    <w:abstractNumId w:val="4"/>
+    <w:abstractNumId w:val="5"/>
   </w:num>
   <w:num w:numId="4">
     <w:abstractNumId w:val="1"/>
   </w:num>
   <w:num w:numId="5">
-    <w:abstractNumId w:val="5"/>
+    <w:abstractNumId w:val="6"/>
   </w:num>
   <w:num w:numId="6">
     <w:abstractNumId w:val="0"/>
+  </w:num>
+  <w:num w:numId="7">
+    <w:abstractNumId w:val="4"/>
   </w:num>
   <w:numIdMacAtCleanup w:val="2"/>
 </w:numbering>
